--- a/templates/ifs_invoice.docx
+++ b/templates/ifs_invoice.docx
@@ -1122,7 +1122,7 @@
   <w:docDefaults>
     <w:rPrDefault>
       <w:rPr>
-        <w:rFonts w:ascii="Calibri" w:hAnsi="Calibri" w:eastAsia="Calibri" w:cs="Calibri"/>
+        <w:rFonts w:ascii="Arial" w:hAnsi="Arial" w:eastAsia="Arial" w:cs="Arial"/>
         <w:sz w:val="20"/>
         <w:szCs w:val="20"/>
         <w:lang w:val="en-US"/>
@@ -1189,7 +1189,7 @@
   <w:style w:type="character">
     <w:name w:val="fTitle"/>
     <w:rPr>
-      <w:rFonts w:ascii="Calibri" w:hAnsi="Calibri" w:eastAsia="Calibri" w:cs="Calibri"/>
+      <w:rFonts w:ascii="Arial" w:hAnsi="Arial" w:eastAsia="Arial" w:cs="Arial"/>
       <w:color w:val="0E3B8A"/>
       <w:sz w:val="32"/>
       <w:szCs w:val="32"/>
@@ -1200,7 +1200,7 @@
   <w:style w:type="character">
     <w:name w:val="fDocType"/>
     <w:rPr>
-      <w:rFonts w:ascii="Calibri" w:hAnsi="Calibri" w:eastAsia="Calibri" w:cs="Calibri"/>
+      <w:rFonts w:ascii="Arial" w:hAnsi="Arial" w:eastAsia="Arial" w:cs="Arial"/>
       <w:color w:val="1A56DB"/>
       <w:sz w:val="28"/>
       <w:szCs w:val="28"/>
@@ -1211,7 +1211,7 @@
   <w:style w:type="character">
     <w:name w:val="fCompany"/>
     <w:rPr>
-      <w:rFonts w:ascii="Calibri" w:hAnsi="Calibri" w:eastAsia="Calibri" w:cs="Calibri"/>
+      <w:rFonts w:ascii="Arial" w:hAnsi="Arial" w:eastAsia="Arial" w:cs="Arial"/>
       <w:color w:val="0E3B8A"/>
       <w:sz w:val="28"/>
       <w:szCs w:val="28"/>
@@ -1222,7 +1222,7 @@
   <w:style w:type="character">
     <w:name w:val="fLabel"/>
     <w:rPr>
-      <w:rFonts w:ascii="Calibri" w:hAnsi="Calibri" w:eastAsia="Calibri" w:cs="Calibri"/>
+      <w:rFonts w:ascii="Arial" w:hAnsi="Arial" w:eastAsia="Arial" w:cs="Arial"/>
       <w:sz w:val="20"/>
       <w:szCs w:val="20"/>
       <w:b w:val="1"/>
@@ -1232,7 +1232,7 @@
   <w:style w:type="character">
     <w:name w:val="fValue"/>
     <w:rPr>
-      <w:rFonts w:ascii="Calibri" w:hAnsi="Calibri" w:eastAsia="Calibri" w:cs="Calibri"/>
+      <w:rFonts w:ascii="Arial" w:hAnsi="Arial" w:eastAsia="Arial" w:cs="Arial"/>
       <w:sz w:val="20"/>
       <w:szCs w:val="20"/>
     </w:rPr>
@@ -1240,46 +1240,17 @@
   <w:style w:type="character">
     <w:name w:val="fSmall"/>
     <w:rPr>
-      <w:rFonts w:ascii="Calibri" w:hAnsi="Calibri" w:eastAsia="Calibri" w:cs="Calibri"/>
+      <w:rFonts w:ascii="Arial" w:hAnsi="Arial" w:eastAsia="Arial" w:cs="Arial"/>
       <w:color w:val="666666"/>
-      <w:sz w:val="16"/>
-      <w:szCs w:val="16"/>
+      <w:sz w:val="20"/>
+      <w:szCs w:val="20"/>
     </w:rPr>
   </w:style>
   <w:style w:type="character">
     <w:name w:val="fSmallBold"/>
     <w:rPr>
-      <w:rFonts w:ascii="Calibri" w:hAnsi="Calibri" w:eastAsia="Calibri" w:cs="Calibri"/>
+      <w:rFonts w:ascii="Arial" w:hAnsi="Arial" w:eastAsia="Arial" w:cs="Arial"/>
       <w:color w:val="666666"/>
-      <w:sz w:val="16"/>
-      <w:szCs w:val="16"/>
-      <w:b w:val="1"/>
-      <w:bCs w:val="1"/>
-    </w:rPr>
-  </w:style>
-  <w:style w:type="character">
-    <w:name w:val="fTableHeader"/>
-    <w:rPr>
-      <w:rFonts w:ascii="Calibri" w:hAnsi="Calibri" w:eastAsia="Calibri" w:cs="Calibri"/>
-      <w:color w:val="FFFFFF"/>
-      <w:sz w:val="18"/>
-      <w:szCs w:val="18"/>
-      <w:b w:val="1"/>
-      <w:bCs w:val="1"/>
-    </w:rPr>
-  </w:style>
-  <w:style w:type="character">
-    <w:name w:val="fTableCell"/>
-    <w:rPr>
-      <w:rFonts w:ascii="Calibri" w:hAnsi="Calibri" w:eastAsia="Calibri" w:cs="Calibri"/>
-      <w:sz w:val="18"/>
-      <w:szCs w:val="18"/>
-    </w:rPr>
-  </w:style>
-  <w:style w:type="character">
-    <w:name w:val="fTotalLabel"/>
-    <w:rPr>
-      <w:rFonts w:ascii="Calibri" w:hAnsi="Calibri" w:eastAsia="Calibri" w:cs="Calibri"/>
       <w:sz w:val="20"/>
       <w:szCs w:val="20"/>
       <w:b w:val="1"/>
@@ -1287,42 +1258,71 @@
     </w:rPr>
   </w:style>
   <w:style w:type="character">
-    <w:name w:val="fTotalValue"/>
+    <w:name w:val="fTableHeader"/>
     <w:rPr>
-      <w:rFonts w:ascii="Calibri" w:hAnsi="Calibri" w:eastAsia="Calibri" w:cs="Calibri"/>
-      <w:color w:val="0E3B8A"/>
-      <w:sz w:val="22"/>
-      <w:szCs w:val="22"/>
+      <w:rFonts w:ascii="Arial" w:hAnsi="Arial" w:eastAsia="Arial" w:cs="Arial"/>
+      <w:color w:val="FFFFFF"/>
+      <w:sz w:val="20"/>
+      <w:szCs w:val="20"/>
       <w:b w:val="1"/>
       <w:bCs w:val="1"/>
     </w:rPr>
   </w:style>
   <w:style w:type="character">
-    <w:name w:val="fAddressLabel"/>
+    <w:name w:val="fTableCell"/>
     <w:rPr>
-      <w:rFonts w:ascii="Calibri" w:hAnsi="Calibri" w:eastAsia="Calibri" w:cs="Calibri"/>
-      <w:sz w:val="22"/>
-      <w:szCs w:val="22"/>
+      <w:rFonts w:ascii="Arial" w:hAnsi="Arial" w:eastAsia="Arial" w:cs="Arial"/>
+      <w:sz w:val="20"/>
+      <w:szCs w:val="20"/>
+    </w:rPr>
+  </w:style>
+  <w:style w:type="character">
+    <w:name w:val="fTotalLabel"/>
+    <w:rPr>
+      <w:rFonts w:ascii="Arial" w:hAnsi="Arial" w:eastAsia="Arial" w:cs="Arial"/>
+      <w:sz w:val="20"/>
+      <w:szCs w:val="20"/>
       <w:b w:val="1"/>
       <w:bCs w:val="1"/>
     </w:rPr>
   </w:style>
   <w:style w:type="character">
-    <w:name w:val="fAddressName"/>
+    <w:name w:val="fTotalValue"/>
     <w:rPr>
-      <w:rFonts w:ascii="Calibri" w:hAnsi="Calibri" w:eastAsia="Calibri" w:cs="Calibri"/>
-      <w:sz w:val="26"/>
-      <w:szCs w:val="26"/>
+      <w:rFonts w:ascii="Arial" w:hAnsi="Arial" w:eastAsia="Arial" w:cs="Arial"/>
+      <w:color w:val="0E3B8A"/>
+      <w:sz w:val="20"/>
+      <w:szCs w:val="20"/>
       <w:b w:val="1"/>
       <w:bCs w:val="1"/>
     </w:rPr>
   </w:style>
   <w:style w:type="character">
+    <w:name w:val="fAddressLabel"/>
+    <w:rPr>
+      <w:rFonts w:ascii="Arial" w:hAnsi="Arial" w:eastAsia="Arial" w:cs="Arial"/>
+      <w:sz w:val="20"/>
+      <w:szCs w:val="20"/>
+      <w:b w:val="1"/>
+      <w:bCs w:val="1"/>
+    </w:rPr>
+  </w:style>
+  <w:style w:type="character">
+    <w:name w:val="fAddressName"/>
+    <w:rPr>
+      <w:rFonts w:ascii="Arial" w:hAnsi="Arial" w:eastAsia="Arial" w:cs="Arial"/>
+      <w:sz w:val="20"/>
+      <w:szCs w:val="20"/>
+      <w:b w:val="1"/>
+      <w:bCs w:val="1"/>
+    </w:rPr>
+  </w:style>
+  <w:style w:type="character">
     <w:name w:val="fAddressText"/>
     <w:rPr>
-      <w:rFonts w:ascii="Calibri" w:hAnsi="Calibri" w:eastAsia="Calibri" w:cs="Calibri"/>
-      <w:sz w:val="24"/>
-      <w:szCs w:val="24"/>
+      <w:rFonts w:ascii="Arial" w:hAnsi="Arial" w:eastAsia="Arial" w:cs="Arial"/>
+      <w:sz w:val="20"/>
+      <w:szCs w:val="20"/>
     </w:rPr>
   </w:style>
 </w:styles>
